--- a/Designing Software - Lab 3.docx
+++ b/Designing Software - Lab 3.docx
@@ -29,16 +29,9 @@
     </w:p>
     <w:p>
       <w:pPr>
-        <w:rPr>
-          <w:b/>
-          <w:bCs/>
-        </w:rPr>
+        <w:pStyle w:val="Heading3"/>
       </w:pPr>
       <w:r>
-        <w:rPr>
-          <w:b/>
-          <w:bCs/>
-        </w:rPr>
         <w:t>Objective</w:t>
       </w:r>
     </w:p>
@@ -64,7 +57,21 @@
       </w:r>
     </w:p>
     <w:p>
+      <w:pPr>
+        <w:rPr>
+          <w:b/>
+          <w:bCs/>
+          <w:sz w:val="24"/>
+          <w:szCs w:val="24"/>
+        </w:rPr>
+      </w:pPr>
       <w:r>
+        <w:rPr>
+          <w:b/>
+          <w:bCs/>
+          <w:sz w:val="24"/>
+          <w:szCs w:val="24"/>
+        </w:rPr>
         <w:t>List all user stories</w:t>
       </w:r>
     </w:p>
@@ -93,7 +100,22 @@
         </w:numPr>
       </w:pPr>
       <w:r>
-        <w:t>Must → core features</w:t>
+        <w:rPr>
+          <w:b/>
+          <w:bCs/>
+          <w:sz w:val="24"/>
+          <w:szCs w:val="24"/>
+        </w:rPr>
+        <w:t>M</w:t>
+      </w:r>
+      <w:r>
+        <w:t xml:space="preserve">ust → </w:t>
+      </w:r>
+      <w:r>
+        <w:tab/>
+      </w:r>
+      <w:r>
+        <w:t>core features</w:t>
       </w:r>
     </w:p>
     <w:p>
@@ -104,7 +126,22 @@
         </w:numPr>
       </w:pPr>
       <w:r>
-        <w:t>Should → important but not critical</w:t>
+        <w:rPr>
+          <w:b/>
+          <w:bCs/>
+          <w:sz w:val="24"/>
+          <w:szCs w:val="24"/>
+        </w:rPr>
+        <w:t>S</w:t>
+      </w:r>
+      <w:r>
+        <w:t xml:space="preserve">hould → </w:t>
+      </w:r>
+      <w:r>
+        <w:tab/>
+      </w:r>
+      <w:r>
+        <w:t>important but not critical</w:t>
       </w:r>
     </w:p>
     <w:p>
@@ -115,7 +152,22 @@
         </w:numPr>
       </w:pPr>
       <w:r>
-        <w:t>Could → nice to have</w:t>
+        <w:rPr>
+          <w:b/>
+          <w:bCs/>
+          <w:sz w:val="24"/>
+          <w:szCs w:val="24"/>
+        </w:rPr>
+        <w:t>C</w:t>
+      </w:r>
+      <w:r>
+        <w:t xml:space="preserve">ould → </w:t>
+      </w:r>
+      <w:r>
+        <w:tab/>
+      </w:r>
+      <w:r>
+        <w:t>nice to have</w:t>
       </w:r>
     </w:p>
     <w:p>
@@ -126,7 +178,38 @@
         </w:numPr>
       </w:pPr>
       <w:r>
-        <w:t>Won’t → not for MVP</w:t>
+        <w:rPr>
+          <w:b/>
+          <w:bCs/>
+          <w:sz w:val="24"/>
+          <w:szCs w:val="24"/>
+        </w:rPr>
+        <w:t>W</w:t>
+      </w:r>
+      <w:r>
+        <w:t xml:space="preserve">on’t → </w:t>
+      </w:r>
+      <w:r>
+        <w:tab/>
+      </w:r>
+      <w:r>
+        <w:t xml:space="preserve">not for </w:t>
+      </w:r>
+      <w:r>
+        <w:t>Minimum Viable Product</w:t>
+      </w:r>
+      <w:r>
+        <w:t xml:space="preserve"> (</w:t>
+      </w:r>
+      <w:r>
+        <w:rPr>
+          <w:b/>
+          <w:bCs/>
+        </w:rPr>
+        <w:t>MVP</w:t>
+      </w:r>
+      <w:r>
+        <w:t>)</w:t>
       </w:r>
     </w:p>
     <w:p/>
@@ -139,8 +222,25 @@
       </w:r>
     </w:p>
     <w:p>
+      <w:pPr>
+        <w:rPr>
+          <w:b/>
+          <w:bCs/>
+        </w:rPr>
+      </w:pPr>
       <w:r>
-        <w:t>Use:</w:t>
+        <w:rPr>
+          <w:b/>
+          <w:bCs/>
+        </w:rPr>
+        <w:t>You may u</w:t>
+      </w:r>
+      <w:r>
+        <w:rPr>
+          <w:b/>
+          <w:bCs/>
+        </w:rPr>
+        <w:t>se:</w:t>
       </w:r>
     </w:p>
     <w:p>
@@ -174,6 +274,20 @@
       </w:pPr>
       <w:r>
         <w:t>Large</w:t>
+      </w:r>
+    </w:p>
+    <w:p>
+      <w:pPr>
+        <w:numPr>
+          <w:ilvl w:val="0"/>
+          <w:numId w:val="17"/>
+        </w:numPr>
+      </w:pPr>
+      <w:r>
+        <w:t>Unknown</w:t>
+      </w:r>
+      <w:r>
+        <w:br/>
       </w:r>
     </w:p>
     <w:p>
@@ -309,7 +423,7 @@
         <w:pStyle w:val="Heading2"/>
       </w:pPr>
       <w:r>
-        <w:t>What good looks like</w:t>
+        <w:t>Aim for:</w:t>
       </w:r>
     </w:p>
     <w:p>
@@ -320,7 +434,14 @@
         </w:numPr>
       </w:pPr>
       <w:r>
-        <w:t>MVP is realistic</w:t>
+        <w:rPr>
+          <w:b/>
+          <w:bCs/>
+        </w:rPr>
+        <w:t>MVP</w:t>
+      </w:r>
+      <w:r>
+        <w:t xml:space="preserve"> is realistic</w:t>
       </w:r>
     </w:p>
     <w:p>
@@ -329,9 +450,18 @@
           <w:ilvl w:val="0"/>
           <w:numId w:val="18"/>
         </w:numPr>
+        <w:tabs>
+          <w:tab w:val="clear" w:pos="720"/>
+        </w:tabs>
       </w:pPr>
       <w:r>
-        <w:t>Not everything is “Must”</w:t>
+        <w:t xml:space="preserve">Not everything is </w:t>
+      </w:r>
+      <w:r>
+        <w:t>“</w:t>
+      </w:r>
+      <w:r>
+        <w:t>Must”</w:t>
       </w:r>
     </w:p>
     <w:p>
@@ -344,6 +474,19 @@
       <w:r>
         <w:t>Justifications make sense</w:t>
       </w:r>
+      <w:r>
+        <w:br/>
+      </w:r>
+    </w:p>
+    <w:p>
+      <w:pPr>
+        <w:ind w:left="720"/>
+      </w:pPr>
+    </w:p>
+    <w:p>
+      <w:pPr>
+        <w:ind w:left="720"/>
+      </w:pPr>
     </w:p>
     <w:p/>
     <w:sectPr>
@@ -5640,7 +5783,6 @@
     <w:next w:val="Normal"/>
     <w:link w:val="Heading3Char"/>
     <w:uiPriority w:val="9"/>
-    <w:semiHidden/>
     <w:unhideWhenUsed/>
     <w:qFormat/>
     <w:rsid w:val="005D2D86"/>
@@ -5790,7 +5932,6 @@
   <w:style w:type="character" w:default="1" w:styleId="DefaultParagraphFont">
     <w:name w:val="Default Paragraph Font"/>
     <w:uiPriority w:val="1"/>
-    <w:semiHidden/>
     <w:unhideWhenUsed/>
   </w:style>
   <w:style w:type="table" w:default="1" w:styleId="TableNormal">
@@ -5861,7 +6002,6 @@
     <w:basedOn w:val="DefaultParagraphFont"/>
     <w:link w:val="Heading3"/>
     <w:uiPriority w:val="9"/>
-    <w:semiHidden/>
     <w:rsid w:val="005D2D86"/>
     <w:rPr>
       <w:rFonts w:asciiTheme="minorHAnsi" w:eastAsiaTheme="majorEastAsia" w:hAnsiTheme="minorHAnsi" w:cstheme="majorBidi"/>
